--- a/public/lectures/10-on-tap-trac-nghiem.docx
+++ b/public/lectures/10-on-tap-trac-nghiem.docx
@@ -9097,46 +9097,47 @@
         <w:ind w:left="340"/>
       </w:pPr>
       <w:r>
-        <w:t>A. Sản phẩm của quá trình đốt cháy</w:t>
-      </w:r>
-    </w:p>
-    <w:p>
-      <w:pPr>
-        <w:spacing w:after="40"/>
-        <w:ind w:left="340"/>
-      </w:pPr>
-      <w:r>
-        <w:t>B. Ái lực với Hb lớn hơn O2</w:t>
-      </w:r>
-    </w:p>
-    <w:p>
-      <w:pPr>
-        <w:spacing w:after="40"/>
-        <w:ind w:left="340"/>
-      </w:pPr>
-      <w:r>
-        <w:t>C. Ngăn cản quá trình vận chuyển và giải phóng O2</w:t>
-      </w:r>
-    </w:p>
-    <w:p>
-      <w:pPr>
-        <w:spacing w:after="40"/>
-        <w:ind w:left="340"/>
-      </w:pPr>
-      <w:r>
-        <w:t>D. A, B, C đúng</w:t>
-      </w:r>
-    </w:p>
-    <w:p>
-      <w:pPr>
-        <w:spacing w:after="40"/>
-        <w:ind w:left="340"/>
-      </w:pPr>
-      <w:r>
         <w:rPr>
           <w:b/>
           <w:color w:val="C00000"/>
         </w:rPr>
+        <w:t>A. Sản phẩm của quá trình đốt cháy</w:t>
+      </w:r>
+    </w:p>
+    <w:p>
+      <w:pPr>
+        <w:spacing w:after="40"/>
+        <w:ind w:left="340"/>
+      </w:pPr>
+      <w:r>
+        <w:t>B. Ái lực với Hb lớn hơn O2</w:t>
+      </w:r>
+    </w:p>
+    <w:p>
+      <w:pPr>
+        <w:spacing w:after="40"/>
+        <w:ind w:left="340"/>
+      </w:pPr>
+      <w:r>
+        <w:t>C. Ngăn cản quá trình vận chuyển và giải phóng O2</w:t>
+      </w:r>
+    </w:p>
+    <w:p>
+      <w:pPr>
+        <w:spacing w:after="40"/>
+        <w:ind w:left="340"/>
+      </w:pPr>
+      <w:r>
+        <w:t>D. A, B, C đúng</w:t>
+      </w:r>
+    </w:p>
+    <w:p>
+      <w:pPr>
+        <w:spacing w:after="40"/>
+        <w:ind w:left="340"/>
+      </w:pPr>
+      <w:r>
+        <w:rPr/>
         <w:t>E. A, B, C sai</w:t>
       </w:r>
     </w:p>
@@ -10426,37 +10427,38 @@
         <w:ind w:left="340"/>
       </w:pPr>
       <w:r>
+        <w:rPr/>
+        <w:t>B. Tạo Urobilinogen, Stercobilinogen</w:t>
+      </w:r>
+    </w:p>
+    <w:p>
+      <w:pPr>
+        <w:spacing w:after="40"/>
+        <w:ind w:left="340"/>
+      </w:pPr>
+      <w:r>
+        <w:t>C. Tạo Bilirubin gián tiếp</w:t>
+      </w:r>
+    </w:p>
+    <w:p>
+      <w:pPr>
+        <w:spacing w:after="40"/>
+        <w:ind w:left="340"/>
+      </w:pPr>
+      <w:r>
+        <w:t>D. A, B, C đúng</w:t>
+      </w:r>
+    </w:p>
+    <w:p>
+      <w:pPr>
+        <w:spacing w:after="40"/>
+        <w:ind w:left="340"/>
+      </w:pPr>
+      <w:r>
         <w:rPr>
           <w:b/>
           <w:color w:val="C00000"/>
         </w:rPr>
-        <w:t>B. Tạo Urobilinogen, Stercobilinogen</w:t>
-      </w:r>
-    </w:p>
-    <w:p>
-      <w:pPr>
-        <w:spacing w:after="40"/>
-        <w:ind w:left="340"/>
-      </w:pPr>
-      <w:r>
-        <w:t>C. Tạo Bilirubin gián tiếp</w:t>
-      </w:r>
-    </w:p>
-    <w:p>
-      <w:pPr>
-        <w:spacing w:after="40"/>
-        <w:ind w:left="340"/>
-      </w:pPr>
-      <w:r>
-        <w:t>D. A, B, C đúng</w:t>
-      </w:r>
-    </w:p>
-    <w:p>
-      <w:pPr>
-        <w:spacing w:after="40"/>
-        <w:ind w:left="340"/>
-      </w:pPr>
-      <w:r>
         <w:t>E. A, B, C sai</w:t>
       </w:r>
     </w:p>

--- a/public/lectures/10-on-tap-trac-nghiem.docx
+++ b/public/lectures/10-on-tap-trac-nghiem.docx
@@ -2595,37 +2595,38 @@
         <w:ind w:left="340"/>
       </w:pPr>
       <w:r>
+        <w:rPr/>
+        <w:t>B. Glycerophospholipid có tính lưỡng cực, đảm bảo tính bán thấm cho các cấu trúc tế nào</w:t>
+      </w:r>
+    </w:p>
+    <w:p>
+      <w:pPr>
+        <w:spacing w:after="40"/>
+        <w:ind w:left="340"/>
+      </w:pPr>
+      <w:r>
+        <w:t>C. MGDG, DGDG là Glycopeptid khá phổ biến trong lục lạp và các thành phần khác của tế bào ở lá</w:t>
+      </w:r>
+    </w:p>
+    <w:p>
+      <w:pPr>
+        <w:spacing w:after="40"/>
+        <w:ind w:left="340"/>
+      </w:pPr>
+      <w:r>
+        <w:t>D. Cholesterol chỉ có ở động vật</w:t>
+      </w:r>
+    </w:p>
+    <w:p>
+      <w:pPr>
+        <w:spacing w:after="40"/>
+        <w:ind w:left="340"/>
+      </w:pPr>
+      <w:r>
         <w:rPr>
           <w:b/>
           <w:color w:val="C00000"/>
         </w:rPr>
-        <w:t>B. Glycerophospholipid có tính lưỡng cực, đảm bảo tính bán thấm cho các cấu trúc tế nào</w:t>
-      </w:r>
-    </w:p>
-    <w:p>
-      <w:pPr>
-        <w:spacing w:after="40"/>
-        <w:ind w:left="340"/>
-      </w:pPr>
-      <w:r>
-        <w:t>C. MGDG, DGDG là Glycopeptid khá phổ biến trong lục lạp và các thành phần khác của tế bào ở lá</w:t>
-      </w:r>
-    </w:p>
-    <w:p>
-      <w:pPr>
-        <w:spacing w:after="40"/>
-        <w:ind w:left="340"/>
-      </w:pPr>
-      <w:r>
-        <w:t>D. Cholesterol chỉ có ở động vật</w:t>
-      </w:r>
-    </w:p>
-    <w:p>
-      <w:pPr>
-        <w:spacing w:after="40"/>
-        <w:ind w:left="340"/>
-      </w:pPr>
-      <w:r>
         <w:t>E. Tất cả đều đúng</w:t>
       </w:r>
     </w:p>
@@ -3379,28 +3380,29 @@
         <w:ind w:left="340"/>
       </w:pPr>
       <w:r>
+        <w:rPr/>
+        <w:t>A. 10</w:t>
+      </w:r>
+    </w:p>
+    <w:p>
+      <w:pPr>
+        <w:spacing w:after="40"/>
+        <w:ind w:left="340"/>
+      </w:pPr>
+      <w:r>
+        <w:t>B. 15</w:t>
+      </w:r>
+    </w:p>
+    <w:p>
+      <w:pPr>
+        <w:spacing w:after="40"/>
+        <w:ind w:left="340"/>
+      </w:pPr>
+      <w:r>
         <w:rPr>
           <w:b/>
           <w:color w:val="C00000"/>
         </w:rPr>
-        <w:t>A. 10</w:t>
-      </w:r>
-    </w:p>
-    <w:p>
-      <w:pPr>
-        <w:spacing w:after="40"/>
-        <w:ind w:left="340"/>
-      </w:pPr>
-      <w:r>
-        <w:t>B. 15</w:t>
-      </w:r>
-    </w:p>
-    <w:p>
-      <w:pPr>
-        <w:spacing w:after="40"/>
-        <w:ind w:left="340"/>
-      </w:pPr>
-      <w:r>
         <w:t>C. 20</w:t>
       </w:r>
     </w:p>
@@ -3440,15 +3442,6 @@
       </w:pPr>
       <w:r>
         <w:t>A. 2</w:t>
-      </w:r>
-    </w:p>
-    <w:p>
-      <w:pPr>
-        <w:spacing w:after="40"/>
-        <w:ind w:left="340"/>
-      </w:pPr>
-      <w:r>
-        <w:t>B. 5</w:t>
       </w:r>
     </w:p>
     <w:p>
@@ -3461,6 +3454,16 @@
           <w:b/>
           <w:color w:val="C00000"/>
         </w:rPr>
+        <w:t>B. 5</w:t>
+      </w:r>
+    </w:p>
+    <w:p>
+      <w:pPr>
+        <w:spacing w:after="40"/>
+        <w:ind w:left="340"/>
+      </w:pPr>
+      <w:r>
+        <w:rPr/>
         <w:t>C. 13</w:t>
       </w:r>
     </w:p>
@@ -3559,19 +3562,20 @@
         <w:ind w:left="340"/>
       </w:pPr>
       <w:r>
-        <w:t>A. Asparagin</w:t>
-      </w:r>
-    </w:p>
-    <w:p>
-      <w:pPr>
-        <w:spacing w:after="40"/>
-        <w:ind w:left="340"/>
-      </w:pPr>
-      <w:r>
         <w:rPr>
           <w:b/>
           <w:color w:val="C00000"/>
         </w:rPr>
+        <w:t>A. Asparagin</w:t>
+      </w:r>
+    </w:p>
+    <w:p>
+      <w:pPr>
+        <w:spacing w:after="40"/>
+        <w:ind w:left="340"/>
+      </w:pPr>
+      <w:r>
+        <w:rPr/>
         <w:t>B. Glycin</w:t>
       </w:r>
     </w:p>
@@ -3611,24 +3615,6 @@
           <w:b/>
         </w:rPr>
         <w:t>Câu 5: Chọn Acid amin có tính kiềm.</w:t>
-      </w:r>
-    </w:p>
-    <w:p>
-      <w:pPr>
-        <w:spacing w:after="40"/>
-        <w:ind w:left="340"/>
-      </w:pPr>
-      <w:r>
-        <w:t>A. Asparagin</w:t>
-      </w:r>
-    </w:p>
-    <w:p>
-      <w:pPr>
-        <w:spacing w:after="40"/>
-        <w:ind w:left="340"/>
-      </w:pPr>
-      <w:r>
-        <w:t>B. Serin</w:t>
       </w:r>
     </w:p>
     <w:p>
@@ -3641,6 +3627,25 @@
           <w:b/>
           <w:color w:val="C00000"/>
         </w:rPr>
+        <w:t>A. Asparagin</w:t>
+      </w:r>
+    </w:p>
+    <w:p>
+      <w:pPr>
+        <w:spacing w:after="40"/>
+        <w:ind w:left="340"/>
+      </w:pPr>
+      <w:r>
+        <w:t>B. Serin</w:t>
+      </w:r>
+    </w:p>
+    <w:p>
+      <w:pPr>
+        <w:spacing w:after="40"/>
+        <w:ind w:left="340"/>
+      </w:pPr>
+      <w:r>
+        <w:rPr/>
         <w:t>C. Alanin</w:t>
       </w:r>
     </w:p>
@@ -3868,28 +3873,29 @@
         <w:ind w:left="340"/>
       </w:pPr>
       <w:r>
+        <w:rPr/>
+        <w:t>B. 9</w:t>
+      </w:r>
+    </w:p>
+    <w:p>
+      <w:pPr>
+        <w:spacing w:after="40"/>
+        <w:ind w:left="340"/>
+      </w:pPr>
+      <w:r>
+        <w:t>C. 19</w:t>
+      </w:r>
+    </w:p>
+    <w:p>
+      <w:pPr>
+        <w:spacing w:after="40"/>
+        <w:ind w:left="340"/>
+      </w:pPr>
+      <w:r>
         <w:rPr>
           <w:b/>
           <w:color w:val="C00000"/>
         </w:rPr>
-        <w:t>B. 9</w:t>
-      </w:r>
-    </w:p>
-    <w:p>
-      <w:pPr>
-        <w:spacing w:after="40"/>
-        <w:ind w:left="340"/>
-      </w:pPr>
-      <w:r>
-        <w:t>C. 19</w:t>
-      </w:r>
-    </w:p>
-    <w:p>
-      <w:pPr>
-        <w:spacing w:after="40"/>
-        <w:ind w:left="340"/>
-      </w:pPr>
-      <w:r>
         <w:t>D. 13</w:t>
       </w:r>
     </w:p>
@@ -4099,46 +4105,47 @@
         <w:ind w:left="340"/>
       </w:pPr>
       <w:r>
+        <w:rPr/>
+        <w:t>A. 10%</w:t>
+      </w:r>
+    </w:p>
+    <w:p>
+      <w:pPr>
+        <w:spacing w:after="40"/>
+        <w:ind w:left="340"/>
+      </w:pPr>
+      <w:r>
+        <w:t>B. 8%</w:t>
+      </w:r>
+    </w:p>
+    <w:p>
+      <w:pPr>
+        <w:spacing w:after="40"/>
+        <w:ind w:left="340"/>
+      </w:pPr>
+      <w:r>
+        <w:t>C. 6%</w:t>
+      </w:r>
+    </w:p>
+    <w:p>
+      <w:pPr>
+        <w:spacing w:after="40"/>
+        <w:ind w:left="340"/>
+      </w:pPr>
+      <w:r>
+        <w:t>D. 4%</w:t>
+      </w:r>
+    </w:p>
+    <w:p>
+      <w:pPr>
+        <w:spacing w:after="40"/>
+        <w:ind w:left="340"/>
+      </w:pPr>
+      <w:r>
         <w:rPr>
           <w:b/>
           <w:color w:val="C00000"/>
         </w:rPr>
-        <w:t>A. 10%</w:t>
-      </w:r>
-    </w:p>
-    <w:p>
-      <w:pPr>
-        <w:spacing w:after="40"/>
-        <w:ind w:left="340"/>
-      </w:pPr>
-      <w:r>
-        <w:t>B. 8%</w:t>
-      </w:r>
-    </w:p>
-    <w:p>
-      <w:pPr>
-        <w:spacing w:after="40"/>
-        <w:ind w:left="340"/>
-      </w:pPr>
-      <w:r>
-        <w:t>C. 6%</w:t>
-      </w:r>
-    </w:p>
-    <w:p>
-      <w:pPr>
-        <w:spacing w:after="40"/>
-        <w:ind w:left="340"/>
-      </w:pPr>
-      <w:r>
-        <w:t>D. 4%</w:t>
-      </w:r>
-    </w:p>
-    <w:p>
-      <w:pPr>
-        <w:spacing w:after="40"/>
-        <w:ind w:left="340"/>
-      </w:pPr>
-      <w:r>
         <w:t>E. 2%</w:t>
       </w:r>
     </w:p>

--- a/public/lectures/10-on-tap-trac-nghiem.docx
+++ b/public/lectures/10-on-tap-trac-nghiem.docx
@@ -1073,28 +1073,29 @@
         <w:ind w:left="340"/>
       </w:pPr>
       <w:r>
-        <w:t>A. Cellulose</w:t>
-      </w:r>
-    </w:p>
-    <w:p>
-      <w:pPr>
-        <w:spacing w:after="40"/>
-        <w:ind w:left="340"/>
-      </w:pPr>
-      <w:r>
-        <w:t>B. Pectin</w:t>
-      </w:r>
-    </w:p>
-    <w:p>
-      <w:pPr>
-        <w:spacing w:after="40"/>
-        <w:ind w:left="340"/>
-      </w:pPr>
-      <w:r>
         <w:rPr>
           <w:b/>
           <w:color w:val="C00000"/>
         </w:rPr>
+        <w:t>A. Cellulose</w:t>
+      </w:r>
+    </w:p>
+    <w:p>
+      <w:pPr>
+        <w:spacing w:after="40"/>
+        <w:ind w:left="340"/>
+      </w:pPr>
+      <w:r>
+        <w:t>B. Pectin</w:t>
+      </w:r>
+    </w:p>
+    <w:p>
+      <w:pPr>
+        <w:spacing w:after="40"/>
+        <w:ind w:left="340"/>
+      </w:pPr>
+      <w:r>
+        <w:rPr/>
         <w:t>C. Glycogen</w:t>
       </w:r>
     </w:p>
@@ -1253,37 +1254,38 @@
         <w:ind w:left="340"/>
       </w:pPr>
       <w:r>
+        <w:rPr/>
+        <w:t>A. Cellulose</w:t>
+      </w:r>
+    </w:p>
+    <w:p>
+      <w:pPr>
+        <w:spacing w:after="40"/>
+        <w:ind w:left="340"/>
+      </w:pPr>
+      <w:r>
+        <w:t>B. Inulin</w:t>
+      </w:r>
+    </w:p>
+    <w:p>
+      <w:pPr>
+        <w:spacing w:after="40"/>
+        <w:ind w:left="340"/>
+      </w:pPr>
+      <w:r>
+        <w:t>C. Heparin</w:t>
+      </w:r>
+    </w:p>
+    <w:p>
+      <w:pPr>
+        <w:spacing w:after="40"/>
+        <w:ind w:left="340"/>
+      </w:pPr>
+      <w:r>
         <w:rPr>
           <w:b/>
           <w:color w:val="C00000"/>
         </w:rPr>
-        <w:t>A. Cellulose</w:t>
-      </w:r>
-    </w:p>
-    <w:p>
-      <w:pPr>
-        <w:spacing w:after="40"/>
-        <w:ind w:left="340"/>
-      </w:pPr>
-      <w:r>
-        <w:t>B. Inulin</w:t>
-      </w:r>
-    </w:p>
-    <w:p>
-      <w:pPr>
-        <w:spacing w:after="40"/>
-        <w:ind w:left="340"/>
-      </w:pPr>
-      <w:r>
-        <w:t>C. Heparin</w:t>
-      </w:r>
-    </w:p>
-    <w:p>
-      <w:pPr>
-        <w:spacing w:after="40"/>
-        <w:ind w:left="340"/>
-      </w:pPr>
-      <w:r>
         <w:t>D. Glycogen</w:t>
       </w:r>
     </w:p>
@@ -1442,28 +1444,29 @@
         <w:ind w:left="340"/>
       </w:pPr>
       <w:r>
+        <w:rPr/>
+        <w:t>B. (1)pentose phosphat, (2) Glucose-6P</w:t>
+      </w:r>
+    </w:p>
+    <w:p>
+      <w:pPr>
+        <w:spacing w:after="40"/>
+        <w:ind w:left="340"/>
+      </w:pPr>
+      <w:r>
+        <w:t>C. (1)monophosphat, (2) Glucose-1P</w:t>
+      </w:r>
+    </w:p>
+    <w:p>
+      <w:pPr>
+        <w:spacing w:after="40"/>
+        <w:ind w:left="340"/>
+      </w:pPr>
+      <w:r>
         <w:rPr>
           <w:b/>
           <w:color w:val="C00000"/>
         </w:rPr>
-        <w:t>B. (1)pentose phosphat, (2) Glucose-6P</w:t>
-      </w:r>
-    </w:p>
-    <w:p>
-      <w:pPr>
-        <w:spacing w:after="40"/>
-        <w:ind w:left="340"/>
-      </w:pPr>
-      <w:r>
-        <w:t>C. (1)monophosphat, (2) Glucose-1P</w:t>
-      </w:r>
-    </w:p>
-    <w:p>
-      <w:pPr>
-        <w:spacing w:after="40"/>
-        <w:ind w:left="340"/>
-      </w:pPr>
-      <w:r>
         <w:t>D. A và B đúng</w:t>
       </w:r>
     </w:p>
@@ -1571,28 +1574,29 @@
         <w:ind w:left="340"/>
       </w:pPr>
       <w:r>
+        <w:rPr/>
+        <w:t>C. (1) Glyceraldehyde-3-P, (2) 1,3 biphosphoglycerate</w:t>
+      </w:r>
+    </w:p>
+    <w:p>
+      <w:pPr>
+        <w:spacing w:after="40"/>
+        <w:ind w:left="340"/>
+      </w:pPr>
+      <w:r>
+        <w:t>D. (1) 3P-glycerate, (2) 1,3 biphosphoglycerate</w:t>
+      </w:r>
+    </w:p>
+    <w:p>
+      <w:pPr>
+        <w:spacing w:after="40"/>
+        <w:ind w:left="340"/>
+      </w:pPr>
+      <w:r>
         <w:rPr>
           <w:b/>
           <w:color w:val="C00000"/>
         </w:rPr>
-        <w:t>C. (1) Glyceraldehyde-3-P, (2) 1,3 biphosphoglycerate</w:t>
-      </w:r>
-    </w:p>
-    <w:p>
-      <w:pPr>
-        <w:spacing w:after="40"/>
-        <w:ind w:left="340"/>
-      </w:pPr>
-      <w:r>
-        <w:t>D. (1) 3P-glycerate, (2) 1,3 biphosphoglycerate</w:t>
-      </w:r>
-    </w:p>
-    <w:p>
-      <w:pPr>
-        <w:spacing w:after="40"/>
-        <w:ind w:left="340"/>
-      </w:pPr>
-      <w:r>
         <w:t>E. Tất cả đều sai</w:t>
       </w:r>
     </w:p>
@@ -3325,28 +3329,29 @@
         <w:ind w:left="340"/>
       </w:pPr>
       <w:r>
+        <w:rPr/>
+        <w:t>C. GH</w:t>
+      </w:r>
+    </w:p>
+    <w:p>
+      <w:pPr>
+        <w:spacing w:after="40"/>
+        <w:ind w:left="340"/>
+      </w:pPr>
+      <w:r>
+        <w:t>D. PGE1</w:t>
+      </w:r>
+    </w:p>
+    <w:p>
+      <w:pPr>
+        <w:spacing w:after="40"/>
+        <w:ind w:left="340"/>
+      </w:pPr>
+      <w:r>
         <w:rPr>
           <w:b/>
           <w:color w:val="C00000"/>
         </w:rPr>
-        <w:t>C. GH</w:t>
-      </w:r>
-    </w:p>
-    <w:p>
-      <w:pPr>
-        <w:spacing w:after="40"/>
-        <w:ind w:left="340"/>
-      </w:pPr>
-      <w:r>
-        <w:t>D. PGE1</w:t>
-      </w:r>
-    </w:p>
-    <w:p>
-      <w:pPr>
-        <w:spacing w:after="40"/>
-        <w:ind w:left="340"/>
-      </w:pPr>
-      <w:r>
         <w:t>E. Cortisol</w:t>
       </w:r>
     </w:p>
@@ -3753,28 +3758,29 @@
         <w:ind w:left="340"/>
       </w:pPr>
       <w:r>
+        <w:rPr/>
+        <w:t>B. Liên kết Hydro</w:t>
+      </w:r>
+    </w:p>
+    <w:p>
+      <w:pPr>
+        <w:spacing w:after="40"/>
+        <w:ind w:left="340"/>
+      </w:pPr>
+      <w:r>
+        <w:t>C. Liên kết disulfit</w:t>
+      </w:r>
+    </w:p>
+    <w:p>
+      <w:pPr>
+        <w:spacing w:after="40"/>
+        <w:ind w:left="340"/>
+      </w:pPr>
+      <w:r>
         <w:rPr>
           <w:b/>
           <w:color w:val="C00000"/>
         </w:rPr>
-        <w:t>B. Liên kết Hydro</w:t>
-      </w:r>
-    </w:p>
-    <w:p>
-      <w:pPr>
-        <w:spacing w:after="40"/>
-        <w:ind w:left="340"/>
-      </w:pPr>
-      <w:r>
-        <w:t>C. Liên kết disulfit</w:t>
-      </w:r>
-    </w:p>
-    <w:p>
-      <w:pPr>
-        <w:spacing w:after="40"/>
-        <w:ind w:left="340"/>
-      </w:pPr>
-      <w:r>
         <w:t>D. A và B đúng</w:t>
       </w:r>
     </w:p>
@@ -7938,25 +7944,25 @@
         <w:ind w:left="340"/>
       </w:pPr>
       <w:r>
-        <w:t>A. 40 ± 4 mmHg</w:t>
-      </w:r>
-    </w:p>
-    <w:p>
-      <w:pPr>
-        <w:spacing w:after="40"/>
-        <w:ind w:left="340"/>
-      </w:pPr>
-      <w:r>
-        <w:t>B. 44 ± 4 mmHg</w:t>
-      </w:r>
-    </w:p>
-    <w:p>
-      <w:pPr>
-        <w:spacing w:after="40"/>
-        <w:ind w:left="340"/>
-      </w:pPr>
-      <w:r>
-        <w:t>C. 36 ± 4 mmHg</w:t>
+        <w:t>A. 40 ± 4 mmol/l</w:t>
+      </w:r>
+    </w:p>
+    <w:p>
+      <w:pPr>
+        <w:spacing w:after="40"/>
+        <w:ind w:left="340"/>
+      </w:pPr>
+      <w:r>
+        <w:t>B. 44 ± 4 mmol/l</w:t>
+      </w:r>
+    </w:p>
+    <w:p>
+      <w:pPr>
+        <w:spacing w:after="40"/>
+        <w:ind w:left="340"/>
+      </w:pPr>
+      <w:r>
+        <w:t>C. 36 ± 4 mmol/l</w:t>
       </w:r>
     </w:p>
     <w:p>
@@ -7969,7 +7975,7 @@
           <w:b/>
           <w:color w:val="C00000"/>
         </w:rPr>
-        <w:t>D. 25 ± 5 mmHg</w:t>
+        <w:t>D. 25 ± 5 mmol/l</w:t>
       </w:r>
     </w:p>
     <w:p>
@@ -10032,10 +10038,7 @@
         <w:ind w:left="340"/>
       </w:pPr>
       <w:r>
-        <w:rPr>
-          <w:b/>
-          <w:color w:val="C00000"/>
-        </w:rPr>
+        <w:rPr/>
         <w:t>D. IX</w:t>
       </w:r>
     </w:p>

--- a/public/lectures/10-on-tap-trac-nghiem.docx
+++ b/public/lectures/10-on-tap-trac-nghiem.docx
@@ -4952,37 +4952,37 @@
         <w:ind w:left="340"/>
       </w:pPr>
       <w:r>
+        <w:t>A. Ty thể</w:t>
+      </w:r>
+    </w:p>
+    <w:p>
+      <w:pPr>
+        <w:spacing w:after="40"/>
+        <w:ind w:left="340"/>
+      </w:pPr>
+      <w:r>
+        <w:t>B. Bào tương</w:t>
+      </w:r>
+    </w:p>
+    <w:p>
+      <w:pPr>
+        <w:spacing w:after="40"/>
+        <w:ind w:left="340"/>
+      </w:pPr>
+      <w:r>
+        <w:t>C. Ribosom</w:t>
+      </w:r>
+    </w:p>
+    <w:p>
+      <w:pPr>
+        <w:spacing w:after="40"/>
+        <w:ind w:left="340"/>
+      </w:pPr>
+      <w:r>
         <w:rPr>
           <w:b/>
           <w:color w:val="C00000"/>
         </w:rPr>
-        <w:t>A. Ty thể</w:t>
-      </w:r>
-    </w:p>
-    <w:p>
-      <w:pPr>
-        <w:spacing w:after="40"/>
-        <w:ind w:left="340"/>
-      </w:pPr>
-      <w:r>
-        <w:t>B. Bào tương</w:t>
-      </w:r>
-    </w:p>
-    <w:p>
-      <w:pPr>
-        <w:spacing w:after="40"/>
-        <w:ind w:left="340"/>
-      </w:pPr>
-      <w:r>
-        <w:t>C. Ribosom</w:t>
-      </w:r>
-    </w:p>
-    <w:p>
-      <w:pPr>
-        <w:spacing w:after="40"/>
-        <w:ind w:left="340"/>
-      </w:pPr>
-      <w:r>
         <w:t>D. A và B đúng</w:t>
       </w:r>
     </w:p>
@@ -6003,28 +6003,28 @@
         <w:ind w:left="340"/>
       </w:pPr>
       <w:r>
+        <w:t>C. Các Nucleic có chứa các nguyên tố C, H, O, N và P</w:t>
+      </w:r>
+    </w:p>
+    <w:p>
+      <w:pPr>
+        <w:spacing w:after="40"/>
+        <w:ind w:left="340"/>
+      </w:pPr>
+      <w:r>
+        <w:t>D. Ribosome của mọi tế bào đều gồm một tiểu đơn vị nhỏ và một tiểu đơn vị lớn</w:t>
+      </w:r>
+    </w:p>
+    <w:p>
+      <w:pPr>
+        <w:spacing w:after="40"/>
+        <w:ind w:left="340"/>
+      </w:pPr>
+      <w:r>
         <w:rPr>
           <w:b/>
           <w:color w:val="C00000"/>
         </w:rPr>
-        <w:t>C. Các Nucleic có chứa các nguyên tố C, H, O, N và P</w:t>
-      </w:r>
-    </w:p>
-    <w:p>
-      <w:pPr>
-        <w:spacing w:after="40"/>
-        <w:ind w:left="340"/>
-      </w:pPr>
-      <w:r>
-        <w:t>D. Ribosome của mọi tế bào đều gồm một tiểu đơn vị nhỏ và một tiểu đơn vị lớn</w:t>
-      </w:r>
-    </w:p>
-    <w:p>
-      <w:pPr>
-        <w:spacing w:after="40"/>
-        <w:ind w:left="340"/>
-      </w:pPr>
-      <w:r>
         <w:t>E. Tất cả đều đúng</w:t>
       </w:r>
     </w:p>
